--- a/Big Data/Doc/Technical Project Report Project.docx
+++ b/Big Data/Doc/Technical Project Report Project.docx
@@ -10539,25 +10539,35 @@
             <w:sz w:val="26"/>
             <w:szCs w:val="26"/>
           </w:rPr>
-          <w:t>mailto:https://github.com/MostafaAhmedSabry/SmartHome.git</w:t>
+          <w:t>https://github.com/MostafaAhmedSabry/Smart_Home_Io</w:t>
+        </w:r>
+        <w:r>
+          <w:rPr>
+            <w:rStyle w:val="Hyperlink"/>
+            <w:rFonts w:ascii="Leelawadee UI" w:hAnsi="Leelawadee UI"/>
+            <w:sz w:val="26"/>
+            <w:szCs w:val="26"/>
+          </w:rPr>
+          <w:t>t</w:t>
+        </w:r>
+        <w:r>
+          <w:rPr>
+            <w:rStyle w:val="Hyperlink"/>
+            <w:rFonts w:ascii="Leelawadee UI" w:hAnsi="Leelawadee UI"/>
+            <w:sz w:val="26"/>
+            <w:szCs w:val="26"/>
+          </w:rPr>
+          <w:t>.git</w:t>
         </w:r>
       </w:hyperlink>
-    </w:p>
-    <w:p>
-      <w:pPr>
-        <w:pStyle w:val="Heading1"/>
-        <w:numPr>
-          <w:ilvl w:val="0"/>
-          <w:numId w:val="19"/>
-        </w:numPr>
-        <w:spacing w:before="0"/>
+      <w:r>
         <w:rPr>
           <w:rFonts w:ascii="Leelawadee UI" w:hAnsi="Leelawadee UI"/>
-          <w:color w:val="000000" w:themeColor="text1"/>
-          <w:sz w:val="26"/>
-          <w:szCs w:val="26"/>
-        </w:rPr>
-      </w:pPr>
+          <w:sz w:val="26"/>
+          <w:szCs w:val="26"/>
+        </w:rPr>
+        <w:br/>
+      </w:r>
       <w:proofErr w:type="spellStart"/>
       <w:r>
         <w:rPr>
@@ -10595,7 +10605,25 @@
             <w:sz w:val="26"/>
             <w:szCs w:val="26"/>
           </w:rPr>
-          <w:t>mailto:https://supabase.com/dashboard/project/gprhgkgxcdefzxffclhi/editor/17652</w:t>
+          <w:t>mailto:https://supabase.com/dashb</w:t>
+        </w:r>
+        <w:r>
+          <w:rPr>
+            <w:rStyle w:val="Hyperlink"/>
+            <w:rFonts w:ascii="Leelawadee UI" w:hAnsi="Leelawadee UI"/>
+            <w:sz w:val="26"/>
+            <w:szCs w:val="26"/>
+          </w:rPr>
+          <w:t>o</w:t>
+        </w:r>
+        <w:r>
+          <w:rPr>
+            <w:rStyle w:val="Hyperlink"/>
+            <w:rFonts w:ascii="Leelawadee UI" w:hAnsi="Leelawadee UI"/>
+            <w:sz w:val="26"/>
+            <w:szCs w:val="26"/>
+          </w:rPr>
+          <w:t>ard/project/gprhgkgxcdefzxffclhi/editor/17652</w:t>
         </w:r>
       </w:hyperlink>
     </w:p>
@@ -10646,7 +10674,7 @@
             <w:sz w:val="26"/>
             <w:szCs w:val="26"/>
           </w:rPr>
-          <w:t>mailto:https://drive.google.com/drive/folders/1HI9k9hk1Hra-z8FZEgY7PR735-GgkXsr?usp=sha</w:t>
+          <w:t>mailto:https://driv</w:t>
         </w:r>
         <w:r>
           <w:rPr>
@@ -10655,7 +10683,7 @@
             <w:sz w:val="26"/>
             <w:szCs w:val="26"/>
           </w:rPr>
-          <w:t>r</w:t>
+          <w:t>e</w:t>
         </w:r>
         <w:r>
           <w:rPr>
@@ -10664,7 +10692,25 @@
             <w:sz w:val="26"/>
             <w:szCs w:val="26"/>
           </w:rPr>
-          <w:t>ing</w:t>
+          <w:t>.google.com/</w:t>
+        </w:r>
+        <w:r>
+          <w:rPr>
+            <w:rStyle w:val="Hyperlink"/>
+            <w:rFonts w:ascii="Leelawadee UI" w:hAnsi="Leelawadee UI"/>
+            <w:sz w:val="26"/>
+            <w:szCs w:val="26"/>
+          </w:rPr>
+          <w:t>d</w:t>
+        </w:r>
+        <w:r>
+          <w:rPr>
+            <w:rStyle w:val="Hyperlink"/>
+            <w:rFonts w:ascii="Leelawadee UI" w:hAnsi="Leelawadee UI"/>
+            <w:sz w:val="26"/>
+            <w:szCs w:val="26"/>
+          </w:rPr>
+          <w:t>rive/folders/1HI9k9hk1Hra-z8FZEgY7PR735-GgkXsr?usp=sharing</w:t>
         </w:r>
       </w:hyperlink>
     </w:p>
